--- a/public/advanced.docx
+++ b/public/advanced.docx
@@ -228,7 +228,6 @@
             <w:insideH w:val="none" w:color="auto" w:sz="0" w:space="0"/>
             <w:insideV w:val="none" w:color="auto" w:sz="0" w:space="0"/>
           </w:tblBorders>
-          <w:shd w:val="clear" w:color="auto" w:fill="BDD6EE" w:themeFill="accent1" w:themeFillTint="66"/>
           <w:tblCellMar>
             <w:top w:w="0" w:type="dxa"/>
             <w:left w:w="108" w:type="dxa"/>
@@ -411,21 +410,7 @@
           <w:vertAlign w:val="baseline"/>
           <w:lang w:val="en-US" w:eastAsia="zh-CN"/>
         </w:rPr>
-        <w:t>options.</w:t>
-      </w:r>
-      <w:bookmarkStart w:id="0" w:name="_GoBack"/>
-      <w:bookmarkEnd w:id="0"/>
-      <w:r>
-        <w:rPr>
-          <w:rFonts w:hint="eastAsia" w:asciiTheme="minorEastAsia" w:hAnsiTheme="minorEastAsia" w:eastAsiaTheme="minorEastAsia" w:cstheme="minorEastAsia"/>
-          <w:b w:val="0"/>
-          <w:color w:val="000000"/>
-          <w:sz w:val="24"/>
-          <w:szCs w:val="24"/>
-          <w:vertAlign w:val="baseline"/>
-          <w:lang w:val="en-US" w:eastAsia="zh-CN"/>
-        </w:rPr>
-        <w:t>length &gt; 0</w:t>
+        <w:t>options.length &gt; 0</w:t>
       </w:r>
       <w:r>
         <w:rPr>
@@ -475,7 +460,6 @@
             <w:insideH w:val="none" w:color="auto" w:sz="0" w:space="0"/>
             <w:insideV w:val="none" w:color="auto" w:sz="0" w:space="0"/>
           </w:tblBorders>
-          <w:shd w:val="clear" w:color="auto" w:fill="BDD6EE" w:themeFill="accent1" w:themeFillTint="66"/>
           <w:tblCellMar>
             <w:top w:w="0" w:type="dxa"/>
             <w:left w:w="108" w:type="dxa"/>
@@ -524,7 +508,22 @@
                 <w:vertAlign w:val="baseline"/>
                 <w:lang w:val="en-US" w:eastAsia="zh-CN"/>
               </w:rPr>
-              <w:t>{ tableHeader[0] }</w:t>
+              <w:t>{ tableHeader[</w:t>
+            </w:r>
+            <w:bookmarkStart w:id="0" w:name="_GoBack"/>
+            <w:bookmarkEnd w:id="0"/>
+            <w:r>
+              <w:rPr>
+                <w:rFonts w:hint="eastAsia" w:ascii="黑体" w:hAnsi="黑体" w:eastAsia="黑体" w:cs="黑体"/>
+                <w:b/>
+                <w:color w:val="000000"/>
+                <w:sz w:val="24"/>
+                <w:szCs w:val="24"/>
+                <w:highlight w:val="none"/>
+                <w:vertAlign w:val="baseline"/>
+                <w:lang w:val="en-US" w:eastAsia="zh-CN"/>
+              </w:rPr>
+              <w:t>0] }</w:t>
             </w:r>
           </w:p>
         </w:tc>
